--- a/Fase 1/Evidencias Grupales/1.4_APT122_FormativaFase1.docx
+++ b/Fase 1/Evidencias Grupales/1.4_APT122_FormativaFase1.docx
@@ -1120,63 +1120,7 @@
         <w:ind w:left="720"/>
       </w:pPr>
       <w:r>
-        <w:t xml:space="preserve">The EduNova project consists of the development of a mobile app whose objetive is to cover management challanges that many educational institutions face. The place to deploy the pilot version of the app is not decided yet but a meeting was already held with Colegio San Fernando, located in Buin. Initially, the purpose of the project </w:t>
-      </w:r>
-      <w:proofErr w:type="gramStart"/>
-      <w:r>
-        <w:t>is</w:t>
-      </w:r>
-      <w:proofErr w:type="gramEnd"/>
-      <w:r>
-        <w:t xml:space="preserve"> to lighten teachers' work overload outside the classroom and to optimize the students' progress tracking. To do that, EduNova automate information flows which tackles the issue mentioned before and, therefore, significantly </w:t>
-      </w:r>
-      <w:proofErr w:type="gramStart"/>
-      <w:r>
-        <w:t>increase</w:t>
-      </w:r>
-      <w:proofErr w:type="gramEnd"/>
-      <w:r>
-        <w:t xml:space="preserve"> the quality of the services provided. The project mainly focuses on the students' progress, considering aspects such as qualifications record, attendance record and students' behavior observations. Also, the mobile app integrates a chatbot using WhatsApp Business API which focuses on the students' parents or legal </w:t>
-      </w:r>
-      <w:proofErr w:type="gramStart"/>
-      <w:r>
-        <w:t>guardians</w:t>
-      </w:r>
-      <w:proofErr w:type="gramEnd"/>
-      <w:r>
-        <w:t xml:space="preserve"> basic needs solved during business hours. To </w:t>
-      </w:r>
-      <w:proofErr w:type="gramStart"/>
-      <w:r>
-        <w:t>assure</w:t>
-      </w:r>
-      <w:proofErr w:type="gramEnd"/>
-      <w:r>
-        <w:t xml:space="preserve"> the quality and continuous improvement of the products (and </w:t>
-      </w:r>
-      <w:proofErr w:type="gramStart"/>
-      <w:r>
-        <w:t>its</w:t>
-      </w:r>
-      <w:proofErr w:type="gramEnd"/>
-      <w:r>
-        <w:t xml:space="preserve"> value), the project follows two methodologies: Lean and Agile. The project is planned </w:t>
-      </w:r>
-      <w:proofErr w:type="gramStart"/>
-      <w:r>
-        <w:t>using</w:t>
-      </w:r>
-      <w:proofErr w:type="gramEnd"/>
-      <w:r>
-        <w:t xml:space="preserve"> a Gantt Chart, considering a duration of 18 weeks. The accomplishments of the project's milestones will be backed by </w:t>
-      </w:r>
-      <w:proofErr w:type="gramStart"/>
-      <w:r>
-        <w:t>the formal</w:t>
-      </w:r>
-      <w:proofErr w:type="gramEnd"/>
-      <w:r>
-        <w:t xml:space="preserve"> evidence of deliverables, such as prototypes and documentation at stages of progress (in this case, the first phase of the project). </w:t>
+        <w:t xml:space="preserve">The EduNova project consists of the development of a mobile app whose objetive is to cover management challanges that many educational institutions face. The place to deploy the pilot version of the app is not decided yet but a meeting was already held with Colegio San Fernando, located in Buin. Initially, the purpose of the project is to lighten teachers' work overload outside the classroom and to optimize the students' progress tracking. To do that, EduNova automate information flows which tackles the issue mentioned before and, therefore, significantly increase the quality of the services provided. The project mainly focuses on the students' progress, considering aspects such as qualifications record, attendance record and students' behavior observations. Also, the mobile app integrates a chatbot using WhatsApp Business API which focuses on the students' parents or legal guardians basic needs solved during business hours. To assure the quality and continuous improvement of the products (and its value), the project follows two methodologies: Lean and Agile. The project is planned using a Gantt Chart, considering a duration of 18 weeks. The accomplishments of the project's milestones will be backed by the formal evidence of deliverables, such as prototypes and documentation at stages of progress (in this case, the first phase of the project). </w:t>
       </w:r>
     </w:p>
     <w:p>
@@ -1220,35 +1164,7 @@
         <w:rPr>
           <w:lang w:val="es-419"/>
         </w:rPr>
-        <w:t xml:space="preserve">El proyecto EduNova consiste en el desarrollo de una aplicación móvil cuyo objetivo es abordar los desafíos de gestión que enfrentan muchas instituciones educacionales. El lugar para realizar el lanzamiento de la versión piloto de la </w:t>
-      </w:r>
-      <w:proofErr w:type="gramStart"/>
-      <w:r>
-        <w:rPr>
-          <w:lang w:val="es-419"/>
-        </w:rPr>
-        <w:t>app</w:t>
-      </w:r>
-      <w:proofErr w:type="gramEnd"/>
-      <w:r>
-        <w:rPr>
-          <w:lang w:val="es-419"/>
-        </w:rPr>
-        <w:t xml:space="preserve"> todavía no se ha </w:t>
-      </w:r>
-      <w:proofErr w:type="gramStart"/>
-      <w:r>
-        <w:rPr>
-          <w:lang w:val="es-419"/>
-        </w:rPr>
-        <w:t>decidido</w:t>
-      </w:r>
-      <w:proofErr w:type="gramEnd"/>
-      <w:r>
-        <w:rPr>
-          <w:lang w:val="es-419"/>
-        </w:rPr>
-        <w:t xml:space="preserve"> pero ya se llevó a cabo una reunión con el Colegio San Fernando de Buin. Principalmente, la iniciativa busca resolver la sobrecarga de trabajo de los docentes fuera del aula y optimizar el seguimiento del progreso de los estudiantes. Para solventar esto, EduNova automatiza los flujos de información, aliviando así la carga administrativa y elevando significativamente la calidad de la gestión educativa. La aplicación se centra en el monitoreo eficiente del alumnado, abarcando el registro de calificaciones, asistencia y seguimiento de su comportamiento. Además, la aplicación integra un chatbot automatizado mediante la API de WhatsApp Business, el cual resuelve consultas básicas de los apoderados y deriva situaciones especiales al personal correspondiente dentro del horario laboral. Para asegurar la calidad y entrega continua de valor, el proyecto se rige por las metodologías Lean y Ágil. Su ejecución se planifica mediante una Carta Gantt con una duración total de 18 semanas, y el cumplimiento de </w:t>
+        <w:t xml:space="preserve">El proyecto EduNova consiste en el desarrollo de una aplicación móvil cuyo objetivo es abordar los desafíos de gestión que enfrentan muchas instituciones educacionales. El lugar para realizar el lanzamiento de la versión piloto de la app todavía no se ha decidido pero ya se llevó a cabo una reunión con el Colegio San Fernando de Buin. Principalmente, la iniciativa busca resolver la sobrecarga de trabajo de los docentes fuera del aula y optimizar el seguimiento del progreso de los estudiantes. Para solventar esto, EduNova automatiza los flujos de información, aliviando así la carga administrativa y elevando significativamente la calidad de la gestión educativa. La aplicación se centra en el monitoreo eficiente del alumnado, abarcando el registro de calificaciones, asistencia y seguimiento de su comportamiento. Además, la aplicación integra un chatbot automatizado mediante la API de WhatsApp Business, el cual resuelve consultas básicas de los apoderados y deriva situaciones especiales al personal correspondiente dentro del horario laboral. Para asegurar la calidad y entrega continua de valor, el proyecto se rige por las metodologías Lean y Ágil. Su ejecución se planifica mediante una Carta Gantt con una duración total de 18 semanas, y el cumplimiento de </w:t>
       </w:r>
       <w:r>
         <w:rPr>
@@ -1556,21 +1472,7 @@
               <w:rPr>
                 <w:lang w:val="es-419"/>
               </w:rPr>
-              <w:t xml:space="preserve">decisiones </w:t>
-            </w:r>
-            <w:proofErr w:type="gramStart"/>
-            <w:r>
-              <w:rPr>
-                <w:lang w:val="es-419"/>
-              </w:rPr>
-              <w:t>de acuerdo a</w:t>
-            </w:r>
-            <w:proofErr w:type="gramEnd"/>
-            <w:r>
-              <w:rPr>
-                <w:lang w:val="es-419"/>
-              </w:rPr>
-              <w:t xml:space="preserve"> los requerimientos de la organización.</w:t>
+              <w:t>decisiones de acuerdo a los requerimientos de la organización.</w:t>
             </w:r>
           </w:p>
         </w:tc>
@@ -1645,21 +1547,7 @@
               <w:rPr>
                 <w:lang w:val="es-419"/>
               </w:rPr>
-              <w:t xml:space="preserve">organización </w:t>
-            </w:r>
-            <w:proofErr w:type="gramStart"/>
-            <w:r>
-              <w:rPr>
-                <w:lang w:val="es-419"/>
-              </w:rPr>
-              <w:t>de acuerdo a</w:t>
-            </w:r>
-            <w:proofErr w:type="gramEnd"/>
-            <w:r>
-              <w:rPr>
-                <w:lang w:val="es-419"/>
-              </w:rPr>
-              <w:t xml:space="preserve"> un diseño definido y escalable en el tiempo.</w:t>
+              <w:t>organización de acuerdo a un diseño definido y escalable en el tiempo.</w:t>
             </w:r>
           </w:p>
         </w:tc>
@@ -4050,7 +3938,7 @@
         <w:ind w:left="1440"/>
       </w:pPr>
       <w:r>
-        <w:object w:dxaOrig="1539" w:dyaOrig="997" w14:anchorId="1EFA8741">
+        <w:object w:dxaOrig="1539" w:dyaOrig="997" w14:anchorId="6DBEFA5A">
           <v:shapetype id="_x0000_t75" coordsize="21600,21600" o:spt="75" o:preferrelative="t" path="m@4@5l@4@11@9@11@9@5xe" filled="f" stroked="f">
             <v:stroke joinstyle="miter"/>
             <v:formulas>
@@ -4070,10 +3958,10 @@
             <v:path o:extrusionok="f" gradientshapeok="t" o:connecttype="rect"/>
             <o:lock v:ext="edit" aspectratio="t"/>
           </v:shapetype>
-          <v:shape id="_x0000_i1025" type="#_x0000_t75" style="width:79.2pt;height:50.4pt" o:ole="">
+          <v:shape id="_x0000_i1027" type="#_x0000_t75" style="width:77.25pt;height:49.5pt" o:ole="">
             <v:imagedata r:id="rId10" o:title=""/>
           </v:shape>
-          <o:OLEObject Type="Embed" ProgID="Excel.Sheet.12" ShapeID="_x0000_i1025" DrawAspect="Icon" ObjectID="_1850321455" r:id="rId11"/>
+          <o:OLEObject Type="Embed" ProgID="Excel.Sheet.12" ShapeID="_x0000_i1027" DrawAspect="Icon" ObjectID="_1850321644" r:id="rId11"/>
         </w:object>
       </w:r>
     </w:p>
